--- a/klagomål/A 52726-2025 FSC-klagomål.docx
+++ b/klagomål/A 52726-2025 FSC-klagomål.docx
@@ -950,7 +950,7 @@
     <w:r>
       <w:tab/>
       <w:tab/>
-      <w:t>2025-11-10</w:t>
+      <w:t>2025-11-11</w:t>
       <w:br/>
       <w:br/>
     </w:r>

--- a/klagomål/A 52726-2025 FSC-klagomål.docx
+++ b/klagomål/A 52726-2025 FSC-klagomål.docx
@@ -950,7 +950,7 @@
     <w:r>
       <w:tab/>
       <w:tab/>
-      <w:t>2025-11-11</w:t>
+      <w:t>2025-11-12</w:t>
       <w:br/>
       <w:br/>
     </w:r>

--- a/klagomål/A 52726-2025 FSC-klagomål.docx
+++ b/klagomål/A 52726-2025 FSC-klagomål.docx
@@ -950,7 +950,7 @@
     <w:r>
       <w:tab/>
       <w:tab/>
-      <w:t>2025-11-12</w:t>
+      <w:t>2025-11-13</w:t>
       <w:br/>
       <w:br/>
     </w:r>

--- a/klagomål/A 52726-2025 FSC-klagomål.docx
+++ b/klagomål/A 52726-2025 FSC-klagomål.docx
@@ -950,7 +950,7 @@
     <w:r>
       <w:tab/>
       <w:tab/>
-      <w:t>2025-11-13</w:t>
+      <w:t>2025-11-14</w:t>
       <w:br/>
       <w:br/>
     </w:r>

--- a/klagomål/A 52726-2025 FSC-klagomål.docx
+++ b/klagomål/A 52726-2025 FSC-klagomål.docx
@@ -950,7 +950,7 @@
     <w:r>
       <w:tab/>
       <w:tab/>
-      <w:t>2025-11-14</w:t>
+      <w:t>2025-11-15</w:t>
       <w:br/>
       <w:br/>
     </w:r>

--- a/klagomål/A 52726-2025 FSC-klagomål.docx
+++ b/klagomål/A 52726-2025 FSC-klagomål.docx
@@ -950,7 +950,7 @@
     <w:r>
       <w:tab/>
       <w:tab/>
-      <w:t>2025-11-15</w:t>
+      <w:t>2025-11-20</w:t>
       <w:br/>
       <w:br/>
     </w:r>

--- a/klagomål/A 52726-2025 FSC-klagomål.docx
+++ b/klagomål/A 52726-2025 FSC-klagomål.docx
@@ -950,7 +950,7 @@
     <w:r>
       <w:tab/>
       <w:tab/>
-      <w:t>2025-11-20</w:t>
+      <w:t>2025-11-21</w:t>
       <w:br/>
       <w:br/>
     </w:r>

--- a/klagomål/A 52726-2025 FSC-klagomål.docx
+++ b/klagomål/A 52726-2025 FSC-klagomål.docx
@@ -950,7 +950,7 @@
     <w:r>
       <w:tab/>
       <w:tab/>
-      <w:t>2025-11-21</w:t>
+      <w:t>2025-11-22</w:t>
       <w:br/>
       <w:br/>
     </w:r>

--- a/klagomål/A 52726-2025 FSC-klagomål.docx
+++ b/klagomål/A 52726-2025 FSC-klagomål.docx
@@ -950,7 +950,7 @@
     <w:r>
       <w:tab/>
       <w:tab/>
-      <w:t>2025-11-22</w:t>
+      <w:t>2025-11-23</w:t>
       <w:br/>
       <w:br/>
     </w:r>

--- a/klagomål/A 52726-2025 FSC-klagomål.docx
+++ b/klagomål/A 52726-2025 FSC-klagomål.docx
@@ -950,7 +950,7 @@
     <w:r>
       <w:tab/>
       <w:tab/>
-      <w:t>2025-11-23</w:t>
+      <w:t>2025-11-24</w:t>
       <w:br/>
       <w:br/>
     </w:r>

--- a/klagomål/A 52726-2025 FSC-klagomål.docx
+++ b/klagomål/A 52726-2025 FSC-klagomål.docx
@@ -950,7 +950,7 @@
     <w:r>
       <w:tab/>
       <w:tab/>
-      <w:t>2025-11-24</w:t>
+      <w:t>2025-11-25</w:t>
       <w:br/>
       <w:br/>
     </w:r>

--- a/klagomål/A 52726-2025 FSC-klagomål.docx
+++ b/klagomål/A 52726-2025 FSC-klagomål.docx
@@ -950,7 +950,7 @@
     <w:r>
       <w:tab/>
       <w:tab/>
-      <w:t>2025-11-25</w:t>
+      <w:t>2025-11-26</w:t>
       <w:br/>
       <w:br/>
     </w:r>

--- a/klagomål/A 52726-2025 FSC-klagomål.docx
+++ b/klagomål/A 52726-2025 FSC-klagomål.docx
@@ -950,7 +950,7 @@
     <w:r>
       <w:tab/>
       <w:tab/>
-      <w:t>2025-11-26</w:t>
+      <w:t>2025-11-27</w:t>
       <w:br/>
       <w:br/>
     </w:r>

--- a/klagomål/A 52726-2025 FSC-klagomål.docx
+++ b/klagomål/A 52726-2025 FSC-klagomål.docx
@@ -950,7 +950,7 @@
     <w:r>
       <w:tab/>
       <w:tab/>
-      <w:t>2025-11-27</w:t>
+      <w:t>2025-11-28</w:t>
       <w:br/>
       <w:br/>
     </w:r>

--- a/klagomål/A 52726-2025 FSC-klagomål.docx
+++ b/klagomål/A 52726-2025 FSC-klagomål.docx
@@ -950,7 +950,7 @@
     <w:r>
       <w:tab/>
       <w:tab/>
-      <w:t>2025-11-28</w:t>
+      <w:t>2025-11-29</w:t>
       <w:br/>
       <w:br/>
     </w:r>

--- a/klagomål/A 52726-2025 FSC-klagomål.docx
+++ b/klagomål/A 52726-2025 FSC-klagomål.docx
@@ -950,7 +950,7 @@
     <w:r>
       <w:tab/>
       <w:tab/>
-      <w:t>2025-11-29</w:t>
+      <w:t>2025-11-30</w:t>
       <w:br/>
       <w:br/>
     </w:r>

--- a/klagomål/A 52726-2025 FSC-klagomål.docx
+++ b/klagomål/A 52726-2025 FSC-klagomål.docx
@@ -950,7 +950,7 @@
     <w:r>
       <w:tab/>
       <w:tab/>
-      <w:t>2025-11-30</w:t>
+      <w:t>2025-12-01</w:t>
       <w:br/>
       <w:br/>
     </w:r>

--- a/klagomål/A 52726-2025 FSC-klagomål.docx
+++ b/klagomål/A 52726-2025 FSC-klagomål.docx
@@ -950,7 +950,7 @@
     <w:r>
       <w:tab/>
       <w:tab/>
-      <w:t>2025-12-01</w:t>
+      <w:t>2025-12-02</w:t>
       <w:br/>
       <w:br/>
     </w:r>

--- a/klagomål/A 52726-2025 FSC-klagomål.docx
+++ b/klagomål/A 52726-2025 FSC-klagomål.docx
@@ -950,7 +950,7 @@
     <w:r>
       <w:tab/>
       <w:tab/>
-      <w:t>2025-12-02</w:t>
+      <w:t>2025-12-03</w:t>
       <w:br/>
       <w:br/>
     </w:r>

--- a/klagomål/A 52726-2025 FSC-klagomål.docx
+++ b/klagomål/A 52726-2025 FSC-klagomål.docx
@@ -950,7 +950,7 @@
     <w:r>
       <w:tab/>
       <w:tab/>
-      <w:t>2025-12-03</w:t>
+      <w:t>2025-12-04</w:t>
       <w:br/>
       <w:br/>
     </w:r>

--- a/klagomål/A 52726-2025 FSC-klagomål.docx
+++ b/klagomål/A 52726-2025 FSC-klagomål.docx
@@ -950,7 +950,7 @@
     <w:r>
       <w:tab/>
       <w:tab/>
-      <w:t>2025-12-04</w:t>
+      <w:t>2025-12-05</w:t>
       <w:br/>
       <w:br/>
     </w:r>

--- a/klagomål/A 52726-2025 FSC-klagomål.docx
+++ b/klagomål/A 52726-2025 FSC-klagomål.docx
@@ -950,7 +950,7 @@
     <w:r>
       <w:tab/>
       <w:tab/>
-      <w:t>2025-12-05</w:t>
+      <w:t>2025-12-06</w:t>
       <w:br/>
       <w:br/>
     </w:r>

--- a/klagomål/A 52726-2025 FSC-klagomål.docx
+++ b/klagomål/A 52726-2025 FSC-klagomål.docx
@@ -950,7 +950,7 @@
     <w:r>
       <w:tab/>
       <w:tab/>
-      <w:t>2025-12-06</w:t>
+      <w:t>2025-12-07</w:t>
       <w:br/>
       <w:br/>
     </w:r>

--- a/klagomål/A 52726-2025 FSC-klagomål.docx
+++ b/klagomål/A 52726-2025 FSC-klagomål.docx
@@ -950,7 +950,7 @@
     <w:r>
       <w:tab/>
       <w:tab/>
-      <w:t>2025-12-07</w:t>
+      <w:t>2025-12-08</w:t>
       <w:br/>
       <w:br/>
     </w:r>

--- a/klagomål/A 52726-2025 FSC-klagomål.docx
+++ b/klagomål/A 52726-2025 FSC-klagomål.docx
@@ -950,7 +950,7 @@
     <w:r>
       <w:tab/>
       <w:tab/>
-      <w:t>2025-12-08</w:t>
+      <w:t>2025-12-09</w:t>
       <w:br/>
       <w:br/>
     </w:r>

--- a/klagomål/A 52726-2025 FSC-klagomål.docx
+++ b/klagomål/A 52726-2025 FSC-klagomål.docx
@@ -950,7 +950,7 @@
     <w:r>
       <w:tab/>
       <w:tab/>
-      <w:t>2025-12-09</w:t>
+      <w:t>2025-12-10</w:t>
       <w:br/>
       <w:br/>
     </w:r>

--- a/klagomål/A 52726-2025 FSC-klagomål.docx
+++ b/klagomål/A 52726-2025 FSC-klagomål.docx
@@ -950,7 +950,7 @@
     <w:r>
       <w:tab/>
       <w:tab/>
-      <w:t>2025-12-10</w:t>
+      <w:t>2025-12-11</w:t>
       <w:br/>
       <w:br/>
     </w:r>

--- a/klagomål/A 52726-2025 FSC-klagomål.docx
+++ b/klagomål/A 52726-2025 FSC-klagomål.docx
@@ -950,7 +950,7 @@
     <w:r>
       <w:tab/>
       <w:tab/>
-      <w:t>2025-12-11</w:t>
+      <w:t>2025-12-12</w:t>
       <w:br/>
       <w:br/>
     </w:r>

--- a/klagomål/A 52726-2025 FSC-klagomål.docx
+++ b/klagomål/A 52726-2025 FSC-klagomål.docx
@@ -950,7 +950,7 @@
     <w:r>
       <w:tab/>
       <w:tab/>
-      <w:t>2025-12-12</w:t>
+      <w:t>2025-12-13</w:t>
       <w:br/>
       <w:br/>
     </w:r>

--- a/klagomål/A 52726-2025 FSC-klagomål.docx
+++ b/klagomål/A 52726-2025 FSC-klagomål.docx
@@ -950,7 +950,7 @@
     <w:r>
       <w:tab/>
       <w:tab/>
-      <w:t>2025-12-19</w:t>
+      <w:t>2025-12-20</w:t>
       <w:br/>
       <w:br/>
     </w:r>

--- a/klagomål/A 52726-2025 FSC-klagomål.docx
+++ b/klagomål/A 52726-2025 FSC-klagomål.docx
@@ -950,7 +950,7 @@
     <w:r>
       <w:tab/>
       <w:tab/>
-      <w:t>2025-12-20</w:t>
+      <w:t>2025-12-21</w:t>
       <w:br/>
       <w:br/>
     </w:r>

--- a/klagomål/A 52726-2025 FSC-klagomål.docx
+++ b/klagomål/A 52726-2025 FSC-klagomål.docx
@@ -950,7 +950,7 @@
     <w:r>
       <w:tab/>
       <w:tab/>
-      <w:t>2025-12-21</w:t>
+      <w:t>2025-12-22</w:t>
       <w:br/>
       <w:br/>
     </w:r>

--- a/klagomål/A 52726-2025 FSC-klagomål.docx
+++ b/klagomål/A 52726-2025 FSC-klagomål.docx
@@ -950,7 +950,7 @@
     <w:r>
       <w:tab/>
       <w:tab/>
-      <w:t>2025-12-22</w:t>
+      <w:t>2025-12-26</w:t>
       <w:br/>
       <w:br/>
     </w:r>

--- a/klagomål/A 52726-2025 FSC-klagomål.docx
+++ b/klagomål/A 52726-2025 FSC-klagomål.docx
@@ -950,7 +950,7 @@
     <w:r>
       <w:tab/>
       <w:tab/>
-      <w:t>2025-12-26</w:t>
+      <w:t>2025-12-28</w:t>
       <w:br/>
       <w:br/>
     </w:r>

--- a/klagomål/A 52726-2025 FSC-klagomål.docx
+++ b/klagomål/A 52726-2025 FSC-klagomål.docx
@@ -950,7 +950,7 @@
     <w:r>
       <w:tab/>
       <w:tab/>
-      <w:t>2025-12-28</w:t>
+      <w:t>2025-12-29</w:t>
       <w:br/>
       <w:br/>
     </w:r>

--- a/klagomål/A 52726-2025 FSC-klagomål.docx
+++ b/klagomål/A 52726-2025 FSC-klagomål.docx
@@ -950,7 +950,7 @@
     <w:r>
       <w:tab/>
       <w:tab/>
-      <w:t>2025-12-29</w:t>
+      <w:t>2025-12-30</w:t>
       <w:br/>
       <w:br/>
     </w:r>

--- a/klagomål/A 52726-2025 FSC-klagomål.docx
+++ b/klagomål/A 52726-2025 FSC-klagomål.docx
@@ -950,7 +950,7 @@
     <w:r>
       <w:tab/>
       <w:tab/>
-      <w:t>2025-12-30</w:t>
+      <w:t>2025-12-31</w:t>
       <w:br/>
       <w:br/>
     </w:r>

--- a/klagomål/A 52726-2025 FSC-klagomål.docx
+++ b/klagomål/A 52726-2025 FSC-klagomål.docx
@@ -950,7 +950,7 @@
     <w:r>
       <w:tab/>
       <w:tab/>
-      <w:t>2025-12-31</w:t>
+      <w:t>2026-01-03</w:t>
       <w:br/>
       <w:br/>
     </w:r>

--- a/klagomål/A 52726-2025 FSC-klagomål.docx
+++ b/klagomål/A 52726-2025 FSC-klagomål.docx
@@ -950,7 +950,7 @@
     <w:r>
       <w:tab/>
       <w:tab/>
-      <w:t>2026-01-07</w:t>
+      <w:t>2026-01-08</w:t>
       <w:br/>
       <w:br/>
     </w:r>

--- a/klagomål/A 52726-2025 FSC-klagomål.docx
+++ b/klagomål/A 52726-2025 FSC-klagomål.docx
@@ -950,7 +950,7 @@
     <w:r>
       <w:tab/>
       <w:tab/>
-      <w:t>2026-01-08</w:t>
+      <w:t>2026-01-09</w:t>
       <w:br/>
       <w:br/>
     </w:r>

--- a/klagomål/A 52726-2025 FSC-klagomål.docx
+++ b/klagomål/A 52726-2025 FSC-klagomål.docx
@@ -950,7 +950,7 @@
     <w:r>
       <w:tab/>
       <w:tab/>
-      <w:t>2026-01-09</w:t>
+      <w:t>2026-01-10</w:t>
       <w:br/>
       <w:br/>
     </w:r>

--- a/klagomål/A 52726-2025 FSC-klagomål.docx
+++ b/klagomål/A 52726-2025 FSC-klagomål.docx
@@ -950,7 +950,7 @@
     <w:r>
       <w:tab/>
       <w:tab/>
-      <w:t>2026-01-10</w:t>
+      <w:t>2026-01-11</w:t>
       <w:br/>
       <w:br/>
     </w:r>

--- a/klagomål/A 52726-2025 FSC-klagomål.docx
+++ b/klagomål/A 52726-2025 FSC-klagomål.docx
@@ -950,7 +950,7 @@
     <w:r>
       <w:tab/>
       <w:tab/>
-      <w:t>2026-01-11</w:t>
+      <w:t>2026-01-12</w:t>
       <w:br/>
       <w:br/>
     </w:r>

--- a/klagomål/A 52726-2025 FSC-klagomål.docx
+++ b/klagomål/A 52726-2025 FSC-klagomål.docx
@@ -950,7 +950,7 @@
     <w:r>
       <w:tab/>
       <w:tab/>
-      <w:t>2026-01-12</w:t>
+      <w:t>2026-01-13</w:t>
       <w:br/>
       <w:br/>
     </w:r>

--- a/klagomål/A 52726-2025 FSC-klagomål.docx
+++ b/klagomål/A 52726-2025 FSC-klagomål.docx
@@ -950,7 +950,7 @@
     <w:r>
       <w:tab/>
       <w:tab/>
-      <w:t>2026-01-13</w:t>
+      <w:t>2026-01-14</w:t>
       <w:br/>
       <w:br/>
     </w:r>

--- a/klagomål/A 52726-2025 FSC-klagomål.docx
+++ b/klagomål/A 52726-2025 FSC-klagomål.docx
@@ -950,7 +950,7 @@
     <w:r>
       <w:tab/>
       <w:tab/>
-      <w:t>2026-01-14</w:t>
+      <w:t>2026-01-15</w:t>
       <w:br/>
       <w:br/>
     </w:r>

--- a/klagomål/A 52726-2025 FSC-klagomål.docx
+++ b/klagomål/A 52726-2025 FSC-klagomål.docx
@@ -950,7 +950,7 @@
     <w:r>
       <w:tab/>
       <w:tab/>
-      <w:t>2026-01-15</w:t>
+      <w:t>2026-01-16</w:t>
       <w:br/>
       <w:br/>
     </w:r>

--- a/klagomål/A 52726-2025 FSC-klagomål.docx
+++ b/klagomål/A 52726-2025 FSC-klagomål.docx
@@ -950,7 +950,7 @@
     <w:r>
       <w:tab/>
       <w:tab/>
-      <w:t>2026-01-16</w:t>
+      <w:t>2026-01-17</w:t>
       <w:br/>
       <w:br/>
     </w:r>

--- a/klagomål/A 52726-2025 FSC-klagomål.docx
+++ b/klagomål/A 52726-2025 FSC-klagomål.docx
@@ -950,7 +950,7 @@
     <w:r>
       <w:tab/>
       <w:tab/>
-      <w:t>2026-01-17</w:t>
+      <w:t>2026-01-18</w:t>
       <w:br/>
       <w:br/>
     </w:r>

--- a/klagomål/A 52726-2025 FSC-klagomål.docx
+++ b/klagomål/A 52726-2025 FSC-klagomål.docx
@@ -950,7 +950,7 @@
     <w:r>
       <w:tab/>
       <w:tab/>
-      <w:t>2026-01-18</w:t>
+      <w:t>2026-01-19</w:t>
       <w:br/>
       <w:br/>
     </w:r>

--- a/klagomål/A 52726-2025 FSC-klagomål.docx
+++ b/klagomål/A 52726-2025 FSC-klagomål.docx
@@ -950,7 +950,7 @@
     <w:r>
       <w:tab/>
       <w:tab/>
-      <w:t>2026-01-19</w:t>
+      <w:t>2026-01-20</w:t>
       <w:br/>
       <w:br/>
     </w:r>

--- a/klagomål/A 52726-2025 FSC-klagomål.docx
+++ b/klagomål/A 52726-2025 FSC-klagomål.docx
@@ -950,7 +950,7 @@
     <w:r>
       <w:tab/>
       <w:tab/>
-      <w:t>2026-01-20</w:t>
+      <w:t>2026-01-21</w:t>
       <w:br/>
       <w:br/>
     </w:r>

--- a/klagomål/A 52726-2025 FSC-klagomål.docx
+++ b/klagomål/A 52726-2025 FSC-klagomål.docx
@@ -950,7 +950,7 @@
     <w:r>
       <w:tab/>
       <w:tab/>
-      <w:t>2026-01-21</w:t>
+      <w:t>2026-01-23</w:t>
       <w:br/>
       <w:br/>
     </w:r>

--- a/klagomål/A 52726-2025 FSC-klagomål.docx
+++ b/klagomål/A 52726-2025 FSC-klagomål.docx
@@ -950,7 +950,7 @@
     <w:r>
       <w:tab/>
       <w:tab/>
-      <w:t>2026-01-23</w:t>
+      <w:t>2026-01-24</w:t>
       <w:br/>
       <w:br/>
     </w:r>

--- a/klagomål/A 52726-2025 FSC-klagomål.docx
+++ b/klagomål/A 52726-2025 FSC-klagomål.docx
@@ -950,7 +950,7 @@
     <w:r>
       <w:tab/>
       <w:tab/>
-      <w:t>2026-01-24</w:t>
+      <w:t>2026-01-25</w:t>
       <w:br/>
       <w:br/>
     </w:r>

--- a/klagomål/A 52726-2025 FSC-klagomål.docx
+++ b/klagomål/A 52726-2025 FSC-klagomål.docx
@@ -950,7 +950,7 @@
     <w:r>
       <w:tab/>
       <w:tab/>
-      <w:t>2026-01-25</w:t>
+      <w:t>2026-01-26</w:t>
       <w:br/>
       <w:br/>
     </w:r>

--- a/klagomål/A 52726-2025 FSC-klagomål.docx
+++ b/klagomål/A 52726-2025 FSC-klagomål.docx
@@ -950,7 +950,7 @@
     <w:r>
       <w:tab/>
       <w:tab/>
-      <w:t>2026-01-26</w:t>
+      <w:t>2026-01-27</w:t>
       <w:br/>
       <w:br/>
     </w:r>

--- a/klagomål/A 52726-2025 FSC-klagomål.docx
+++ b/klagomål/A 52726-2025 FSC-klagomål.docx
@@ -950,7 +950,7 @@
     <w:r>
       <w:tab/>
       <w:tab/>
-      <w:t>2026-01-27</w:t>
+      <w:t>2026-01-28</w:t>
       <w:br/>
       <w:br/>
     </w:r>

--- a/klagomål/A 52726-2025 FSC-klagomål.docx
+++ b/klagomål/A 52726-2025 FSC-klagomål.docx
@@ -1033,7 +1033,7 @@
     <w:r>
       <w:tab/>
       <w:tab/>
-      <w:t>2026-02-28</w:t>
+      <w:t>2026-03-01</w:t>
       <w:br/>
       <w:br/>
     </w:r>

--- a/klagomål/A 52726-2025 FSC-klagomål.docx
+++ b/klagomål/A 52726-2025 FSC-klagomål.docx
@@ -1033,7 +1033,7 @@
     <w:r>
       <w:tab/>
       <w:tab/>
-      <w:t>2026-03-01</w:t>
+      <w:t>2026-03-02</w:t>
       <w:br/>
       <w:br/>
     </w:r>

--- a/klagomål/A 52726-2025 FSC-klagomål.docx
+++ b/klagomål/A 52726-2025 FSC-klagomål.docx
@@ -1033,7 +1033,7 @@
     <w:r>
       <w:tab/>
       <w:tab/>
-      <w:t>2026-03-02</w:t>
+      <w:t>2026-03-03</w:t>
       <w:br/>
       <w:br/>
     </w:r>

--- a/klagomål/A 52726-2025 FSC-klagomål.docx
+++ b/klagomål/A 52726-2025 FSC-klagomål.docx
@@ -1033,7 +1033,7 @@
     <w:r>
       <w:tab/>
       <w:tab/>
-      <w:t>2026-03-03</w:t>
+      <w:t>2026-03-04</w:t>
       <w:br/>
       <w:br/>
     </w:r>

--- a/klagomål/A 52726-2025 FSC-klagomål.docx
+++ b/klagomål/A 52726-2025 FSC-klagomål.docx
@@ -1033,7 +1033,7 @@
     <w:r>
       <w:tab/>
       <w:tab/>
-      <w:t>2026-03-04</w:t>
+      <w:t>2026-03-05</w:t>
       <w:br/>
       <w:br/>
     </w:r>

--- a/klagomål/A 52726-2025 FSC-klagomål.docx
+++ b/klagomål/A 52726-2025 FSC-klagomål.docx
@@ -1033,7 +1033,7 @@
     <w:r>
       <w:tab/>
       <w:tab/>
-      <w:t>2026-03-05</w:t>
+      <w:t>2026-03-06</w:t>
       <w:br/>
       <w:br/>
     </w:r>

--- a/klagomål/A 52726-2025 FSC-klagomål.docx
+++ b/klagomål/A 52726-2025 FSC-klagomål.docx
@@ -1033,7 +1033,7 @@
     <w:r>
       <w:tab/>
       <w:tab/>
-      <w:t>2026-03-06</w:t>
+      <w:t>2026-03-07</w:t>
       <w:br/>
       <w:br/>
     </w:r>

--- a/klagomål/A 52726-2025 FSC-klagomål.docx
+++ b/klagomål/A 52726-2025 FSC-klagomål.docx
@@ -247,6 +247,17 @@
       </w:r>
     </w:p>
     <w:p>
+      <w:r>
+        <w:rPr>
+          <w:b/>
+        </w:rPr>
+        <w:t xml:space="preserve">Vågbandad barkbock </w:t>
+      </w:r>
+      <w:r>
+        <w:t>är en långhorning vars larvutveckling sker under bark på nyligen döda stående barrträd, främst gran, mer undantagsvis på tall. Främst i stående träd, särskilt gamla, långsamvuxna granar med grov bark, även i grövre grenar, stubbar eller vindfällen. Arten är starkt knuten till naturskogsliknande granskogar, och gynnas av extrema torrsomrar som försvagar träden. Arten påverkas negativt av brist på kontinuitetsskog och en minskning av populationen pågår eller förväntas ske (SLU Artdatabanken, 2025).</w:t>
+      </w:r>
+    </w:p>
+    <w:p>
       <w:pPr>
         <w:pStyle w:val="Heading1"/>
       </w:pPr>
@@ -1033,7 +1044,7 @@
     <w:r>
       <w:tab/>
       <w:tab/>
-      <w:t>2026-03-13</w:t>
+      <w:t>2026-03-16</w:t>
       <w:br/>
       <w:br/>
     </w:r>

--- a/klagomål/A 52726-2025 FSC-klagomål.docx
+++ b/klagomål/A 52726-2025 FSC-klagomål.docx
@@ -1044,7 +1044,7 @@
     <w:r>
       <w:tab/>
       <w:tab/>
-      <w:t>2026-03-16</w:t>
+      <w:t>2026-03-17</w:t>
       <w:br/>
       <w:br/>
     </w:r>

--- a/klagomål/A 52726-2025 FSC-klagomål.docx
+++ b/klagomål/A 52726-2025 FSC-klagomål.docx
@@ -1044,7 +1044,7 @@
     <w:r>
       <w:tab/>
       <w:tab/>
-      <w:t>2026-03-17</w:t>
+      <w:t>2026-03-18</w:t>
       <w:br/>
       <w:br/>
     </w:r>

--- a/klagomål/A 52726-2025 FSC-klagomål.docx
+++ b/klagomål/A 52726-2025 FSC-klagomål.docx
@@ -1044,7 +1044,7 @@
     <w:r>
       <w:tab/>
       <w:tab/>
-      <w:t>2026-03-18</w:t>
+      <w:t>2026-03-19</w:t>
       <w:br/>
       <w:br/>
     </w:r>

--- a/klagomål/A 52726-2025 FSC-klagomål.docx
+++ b/klagomål/A 52726-2025 FSC-klagomål.docx
@@ -1044,7 +1044,7 @@
     <w:r>
       <w:tab/>
       <w:tab/>
-      <w:t>2026-03-19</w:t>
+      <w:t>2026-03-20</w:t>
       <w:br/>
       <w:br/>
     </w:r>

--- a/klagomål/A 52726-2025 FSC-klagomål.docx
+++ b/klagomål/A 52726-2025 FSC-klagomål.docx
@@ -1044,7 +1044,7 @@
     <w:r>
       <w:tab/>
       <w:tab/>
-      <w:t>2026-03-20</w:t>
+      <w:t>2026-03-21</w:t>
       <w:br/>
       <w:br/>
     </w:r>

--- a/klagomål/A 52726-2025 FSC-klagomål.docx
+++ b/klagomål/A 52726-2025 FSC-klagomål.docx
@@ -1044,7 +1044,7 @@
     <w:r>
       <w:tab/>
       <w:tab/>
-      <w:t>2026-03-21</w:t>
+      <w:t>2026-03-22</w:t>
       <w:br/>
       <w:br/>
     </w:r>

--- a/klagomål/A 52726-2025 FSC-klagomål.docx
+++ b/klagomål/A 52726-2025 FSC-klagomål.docx
@@ -1044,7 +1044,7 @@
     <w:r>
       <w:tab/>
       <w:tab/>
-      <w:t>2026-03-22</w:t>
+      <w:t>2026-03-23</w:t>
       <w:br/>
       <w:br/>
     </w:r>

--- a/klagomål/A 52726-2025 FSC-klagomål.docx
+++ b/klagomål/A 52726-2025 FSC-klagomål.docx
@@ -1044,7 +1044,7 @@
     <w:r>
       <w:tab/>
       <w:tab/>
-      <w:t>2026-03-23</w:t>
+      <w:t>2026-03-24</w:t>
       <w:br/>
       <w:br/>
     </w:r>

--- a/klagomål/A 52726-2025 FSC-klagomål.docx
+++ b/klagomål/A 52726-2025 FSC-klagomål.docx
@@ -1044,7 +1044,7 @@
     <w:r>
       <w:tab/>
       <w:tab/>
-      <w:t>2026-03-24</w:t>
+      <w:t>2026-03-25</w:t>
       <w:br/>
       <w:br/>
     </w:r>

--- a/klagomål/A 52726-2025 FSC-klagomål.docx
+++ b/klagomål/A 52726-2025 FSC-klagomål.docx
@@ -1044,7 +1044,7 @@
     <w:r>
       <w:tab/>
       <w:tab/>
-      <w:t>2026-03-25</w:t>
+      <w:t>2026-03-26</w:t>
       <w:br/>
       <w:br/>
     </w:r>

--- a/klagomål/A 52726-2025 FSC-klagomål.docx
+++ b/klagomål/A 52726-2025 FSC-klagomål.docx
@@ -1044,7 +1044,7 @@
     <w:r>
       <w:tab/>
       <w:tab/>
-      <w:t>2026-03-26</w:t>
+      <w:t>2026-03-27</w:t>
       <w:br/>
       <w:br/>
     </w:r>

--- a/klagomål/A 52726-2025 FSC-klagomål.docx
+++ b/klagomål/A 52726-2025 FSC-klagomål.docx
@@ -1044,7 +1044,7 @@
     <w:r>
       <w:tab/>
       <w:tab/>
-      <w:t>2026-03-27</w:t>
+      <w:t>2026-03-28</w:t>
       <w:br/>
       <w:br/>
     </w:r>

--- a/klagomål/A 52726-2025 FSC-klagomål.docx
+++ b/klagomål/A 52726-2025 FSC-klagomål.docx
@@ -1044,7 +1044,7 @@
     <w:r>
       <w:tab/>
       <w:tab/>
-      <w:t>2026-03-28</w:t>
+      <w:t>2026-03-29</w:t>
       <w:br/>
       <w:br/>
     </w:r>

--- a/klagomål/A 52726-2025 FSC-klagomål.docx
+++ b/klagomål/A 52726-2025 FSC-klagomål.docx
@@ -1044,7 +1044,7 @@
     <w:r>
       <w:tab/>
       <w:tab/>
-      <w:t>2026-03-29</w:t>
+      <w:t>2026-03-30</w:t>
       <w:br/>
       <w:br/>
     </w:r>

--- a/klagomål/A 52726-2025 FSC-klagomål.docx
+++ b/klagomål/A 52726-2025 FSC-klagomål.docx
@@ -1044,7 +1044,7 @@
     <w:r>
       <w:tab/>
       <w:tab/>
-      <w:t>2026-03-30</w:t>
+      <w:t>2026-03-31</w:t>
       <w:br/>
       <w:br/>
     </w:r>

--- a/klagomål/A 52726-2025 FSC-klagomål.docx
+++ b/klagomål/A 52726-2025 FSC-klagomål.docx
@@ -1044,7 +1044,7 @@
     <w:r>
       <w:tab/>
       <w:tab/>
-      <w:t>2026-03-31</w:t>
+      <w:t>2026-04-01</w:t>
       <w:br/>
       <w:br/>
     </w:r>

--- a/klagomål/A 52726-2025 FSC-klagomål.docx
+++ b/klagomål/A 52726-2025 FSC-klagomål.docx
@@ -1044,7 +1044,7 @@
     <w:r>
       <w:tab/>
       <w:tab/>
-      <w:t>2026-04-01</w:t>
+      <w:t>2026-04-02</w:t>
       <w:br/>
       <w:br/>
     </w:r>

--- a/klagomål/A 52726-2025 FSC-klagomål.docx
+++ b/klagomål/A 52726-2025 FSC-klagomål.docx
@@ -1044,7 +1044,7 @@
     <w:r>
       <w:tab/>
       <w:tab/>
-      <w:t>2026-04-02</w:t>
+      <w:t>2026-04-03</w:t>
       <w:br/>
       <w:br/>
     </w:r>

--- a/klagomål/A 52726-2025 FSC-klagomål.docx
+++ b/klagomål/A 52726-2025 FSC-klagomål.docx
@@ -1044,7 +1044,7 @@
     <w:r>
       <w:tab/>
       <w:tab/>
-      <w:t>2026-04-03</w:t>
+      <w:t>2026-04-04</w:t>
       <w:br/>
       <w:br/>
     </w:r>

--- a/klagomål/A 52726-2025 FSC-klagomål.docx
+++ b/klagomål/A 52726-2025 FSC-klagomål.docx
@@ -1044,7 +1044,7 @@
     <w:r>
       <w:tab/>
       <w:tab/>
-      <w:t>2026-04-04</w:t>
+      <w:t>2026-04-05</w:t>
       <w:br/>
       <w:br/>
     </w:r>

--- a/klagomål/A 52726-2025 FSC-klagomål.docx
+++ b/klagomål/A 52726-2025 FSC-klagomål.docx
@@ -1044,7 +1044,7 @@
     <w:r>
       <w:tab/>
       <w:tab/>
-      <w:t>2026-04-05</w:t>
+      <w:t>2026-04-06</w:t>
       <w:br/>
       <w:br/>
     </w:r>

--- a/klagomål/A 52726-2025 FSC-klagomål.docx
+++ b/klagomål/A 52726-2025 FSC-klagomål.docx
@@ -663,12 +663,12 @@
     </w:p>
     <w:p>
       <w:r>
-        <w:t>Grön sköldmossa, fridlyst enligt 8§ artskyddsförordningen, växer på stubbar och lågor av olika trädslag, huvudsakligen i sena nedbrytningsstadier och på och mellan grova rötter av levande och döda träd. Den förekommer i Sverige främst i näringsrika granskogar med stort inslag av löv, arten är kortlivad och antalet kapslar varierar kraftigt mellan olika år (SLU Artdatabanken, 2021). Grön sköldmossa kräver skog som har ett speciellt mikroklimat med hög och jämn luftfuktighet i kombination med rik tillgång på död ved (Nitare, 2019). I praktiken handlar det om åtminstone 50 meter med skyddande skog för att undvika uttorkning av marken (Hallingbäck, personligt meddelande 2022-02-24).</w:t>
+        <w:t>Grön sköldmossa (§8) växer på stubbar och lågor av olika trädslag, huvudsakligen i sena nedbrytningsstadier. Den förekommer främst i näringsrika granskogar med stort inslag av löv, arten är kortlivad och antalet kapslar varierar kraftigt mellan olika år. Grön sköldmossa kräver skog som har ett speciellt mikroklimat med hög och jämn luftfuktighet i kombination med rik tillgång på död ved (SLU Artdatabanken, 2021; Nitare &amp; Skogsstyrelsen, 2019).</w:t>
       </w:r>
     </w:p>
     <w:p>
       <w:r>
-        <w:t>Arten har sin huvudutbredning i sydöstra Sverige (SLU Artdatabanken, 2021). Allvarligaste hoten mot arten är skogsavverkning och brist på död ved. Brist på naturligt döda träd i dagens produktionsskogar gör att arten blir allt sällsyntare (Hallingbäck, 2016). Död ved i större mängd bör lämnas och träd tillåtas åldras och dö för att skapa kontinuerlig tillgång på livsmiljöer. Träd och livsmiljö bör skyddas genom att lämna trädgrupper, ytor eller zoner (SLU Artdatabanken, 2021).</w:t>
+        <w:t>Arten har sin huvudutbredning i sydöstra Sverige. Allvarligaste hoten är skogsavverkning och brist på död ved. Brist på naturligt döda träd i dagens produktionsskogar gör att arten blir allt sällsyntare (Hallingbäck, 2016). Död ved i större mängd bör lämnas och träd tillåtas åldras och dö för att skapa kontinuerlig tillgång på livsmiljöer. Träd och livsmiljö bör skyddas genom att lämna trädgrupper, ytor eller zoner (SLU Artdatabanken, 2021). I praktiken handlar det om åtminstone 50 meter med skyddande skog för att undvika uttorkning av marken (Hallingbäck, personligt meddelande 2022-02-24).</w:t>
       </w:r>
     </w:p>
     <w:p>
@@ -691,12 +691,7 @@
         <w:t xml:space="preserve"> 9750 Svämlövskog</w:t>
       </w:r>
       <w:r>
-        <w:t xml:space="preserve"> och upptagen i EU:s Habitatdirektiv bilaga 2 vilket innebär att det finns ett uttalat intresse inom Europeiska unionen att bevara arten. Grön sköldmossa är en ansvarsart för Sverige då en särskilt stor andel av Europas population finns i landet. Förutom i östra Sverige har arten inga större sammanhängande utbredningar med gynnsam bevarandestatus söderut i Europa förrän i Montenegro. Det finns enbart liten förekomst med gynnsam regional bevarandestatus i södra Frankrike och södra Polen. Grön sköldmossa är typisk art för 9010 Taiga och 9750 Svämlövskog (Natura 2000) och omfattas även av Bernkonventionen bilaga 1.</w:t>
-      </w:r>
-    </w:p>
-    <w:p>
-      <w:r>
-        <w:t>Fridlysningen enligt §§ 8 och 15 Artskyddsförordningen innebär att det är förbjudet att på något sätt skada exemplar av arten. Artskyddsförordning (2007:845):</w:t>
+        <w:t>, fridlyst enligt 8§ artskyddsförordningen och upptagen i EU:s Habitatdirektiv bilaga 2 vilket innebär att det finns ett uttalat intresse inom Europeiska unionen att bevara arten. Grön sköldmossa är en ansvarsart för Sverige då en särskilt stor andel av Europas population finns i landet. Förutom i östra Sverige har arten inga större sammanhängande utbredningar med gynnsam bevarandestatus söderut i Europa förrän i Montenegro. Det finns enbart liten förekomst med gynnsam regional bevarandestatus i södra Frankrike och södra Polen. Fridlysningen enligt §§ 8 och 15 Artskyddsförordningen innebär att det är förbjudet att på något sätt skada exemplar av arten, se artskyddsförordningen (2007:845):</w:t>
       </w:r>
     </w:p>
     <w:p>
@@ -725,90 +720,12 @@
         <w:pStyle w:val="ListBullet"/>
       </w:pPr>
       <w:r>
-        <w:t>B: Arten har enligt fågeldirektivet eller art- och habitatdirektivet ett sådant unionsintresse att särskilda skyddsområden (fågeldirektivet) eller bevarandeområden (art- och habitatdirektivet) behöver utses. Arten finns upptagen i bilaga 1 till fågeldirektivet eller bilaga 2 till art- och habitatdirektivet.</w:t>
+        <w:t>B: Arten har enligt fågeldirektivet eller art- och habitatdirektivet ett sådant unionsintresse att särskilda skyddsområden (fågeldirektivet) eller bevarandeområden (art- och habitatdirektivet) behöver utses. Arten finns upptagen i bilaga 2 till art- och habitatdirektivet.</w:t>
       </w:r>
     </w:p>
     <w:p>
       <w:r>
         <w:t>Mark- och miljööverdomstolen (MÖD) har i mål nr M 2019-20 (18 februari 2019) slagit fast att grön sköldmossa (§8) är dispenspliktig och att exemplar av arten inte får skadas utan dispens (MÖD, mål nr M 2019-20).</w:t>
-      </w:r>
-    </w:p>
-    <w:p>
-      <w:pPr>
-        <w:pStyle w:val="Heading2"/>
-      </w:pPr>
-      <w:r>
-        <w:t>Referenser – grön sköldmossa</w:t>
-      </w:r>
-    </w:p>
-    <w:p>
-      <w:r>
-        <w:t xml:space="preserve">Hallingbäck T., 2016. </w:t>
-      </w:r>
-      <w:r>
-        <w:rPr>
-          <w:i/>
-        </w:rPr>
-        <w:t xml:space="preserve">Mossor en fältguide. </w:t>
-      </w:r>
-      <w:r>
-        <w:t>Naturcentrum.</w:t>
-      </w:r>
-    </w:p>
-    <w:p>
-      <w:r>
-        <w:t xml:space="preserve">Hallingbäck T., 2022. </w:t>
-      </w:r>
-      <w:r>
-        <w:rPr>
-          <w:i/>
-        </w:rPr>
-        <w:t xml:space="preserve">Personligt meddelande 2022-02-24. </w:t>
-      </w:r>
-      <w:r>
-        <w:t>SLU Artdatabanken. Se nedan.</w:t>
-      </w:r>
-    </w:p>
-    <w:p>
-      <w:r>
-        <w:t xml:space="preserve">Mark- och miljööverdomstolen. </w:t>
-      </w:r>
-      <w:r>
-        <w:rPr>
-          <w:i/>
-        </w:rPr>
-        <w:t xml:space="preserve">Dom 18 februari 2019 i mål nr M 2019-20 </w:t>
-      </w:r>
-      <w:r>
-        <w:t>(MÖD, mål nr M 2019-20)</w:t>
-      </w:r>
-    </w:p>
-    <w:p>
-      <w:r>
-        <w:t xml:space="preserve">Nitare, J., 2019. </w:t>
-      </w:r>
-      <w:r>
-        <w:rPr>
-          <w:i/>
-        </w:rPr>
-        <w:t xml:space="preserve">Skyddsvärd skog – Naturvårdsarter och andra kriterier för naturvärdesbedömning. </w:t>
-      </w:r>
-      <w:r>
-        <w:t>Skogsstyrelsen.</w:t>
-      </w:r>
-    </w:p>
-    <w:p>
-      <w:r>
-        <w:t xml:space="preserve">SLU Artdatabanken, 2021. </w:t>
-      </w:r>
-      <w:r>
-        <w:rPr>
-          <w:i/>
-        </w:rPr>
-        <w:t xml:space="preserve">Artfaktablad. Naturvård – artfakta. </w:t>
-      </w:r>
-      <w:r>
-        <w:t>SLU Artdatabanken, Uppsala</w:t>
       </w:r>
     </w:p>
     <w:p>
@@ -845,6 +762,84 @@
         <w:t>MVH</w:t>
         <w:br/>
         <w:t>Tomas Hallingbäck</w:t>
+      </w:r>
+    </w:p>
+    <w:p>
+      <w:pPr>
+        <w:pStyle w:val="Heading2"/>
+      </w:pPr>
+      <w:r>
+        <w:t>Referenser – grön sköldmossa</w:t>
+      </w:r>
+    </w:p>
+    <w:p>
+      <w:r>
+        <w:t xml:space="preserve">Hallingbäck T., 2016. </w:t>
+      </w:r>
+      <w:r>
+        <w:rPr>
+          <w:i/>
+        </w:rPr>
+        <w:t xml:space="preserve">Mossor en fältguide. </w:t>
+      </w:r>
+      <w:r>
+        <w:t>Naturcentrum.</w:t>
+      </w:r>
+    </w:p>
+    <w:p>
+      <w:r>
+        <w:t xml:space="preserve">Hallingbäck T., 2022. </w:t>
+      </w:r>
+      <w:r>
+        <w:rPr>
+          <w:i/>
+        </w:rPr>
+        <w:t xml:space="preserve">Personligt meddelande 2022-02-24. </w:t>
+      </w:r>
+      <w:r>
+        <w:t>SLU Artdatabanken.</w:t>
+      </w:r>
+    </w:p>
+    <w:p>
+      <w:r>
+        <w:t xml:space="preserve">Mark- och miljööverdomstolen. </w:t>
+      </w:r>
+      <w:r>
+        <w:rPr>
+          <w:i/>
+        </w:rPr>
+        <w:t xml:space="preserve">Dom 18 februari 2019 i mål nr M 2019-20 </w:t>
+      </w:r>
+      <w:r>
+        <w:t>(MÖD, mål nr M 2019-20)</w:t>
+      </w:r>
+    </w:p>
+    <w:p>
+      <w:r>
+        <w:t xml:space="preserve">Nitare, J., 2019. </w:t>
+      </w:r>
+      <w:r>
+        <w:rPr>
+          <w:i/>
+        </w:rPr>
+        <w:t xml:space="preserve">Skyddsvärd skog – Naturvårdsarter och andra kriterier för naturvärdesbedömning. </w:t>
+      </w:r>
+      <w:r>
+        <w:t>Skogsstyrelsen.</w:t>
+      </w:r>
+    </w:p>
+    <w:p>
+      <w:r>
+        <w:t xml:space="preserve">SLU Artdatabanken, 2021. </w:t>
+      </w:r>
+      <w:r>
+        <w:rPr>
+          <w:i/>
+        </w:rPr>
+        <w:t xml:space="preserve">Artfaktablad. Naturvård – artfakta. </w:t>
+      </w:r>
+      <w:r>
+        <w:t>SLU Artdatabanken, Uppsala</w:t>
       </w:r>
     </w:p>
     <w:p>
@@ -1044,7 +1039,7 @@
     <w:r>
       <w:tab/>
       <w:tab/>
-      <w:t>2026-04-06</w:t>
+      <w:t>2026-04-07</w:t>
       <w:br/>
       <w:br/>
     </w:r>

--- a/klagomål/A 52726-2025 FSC-klagomål.docx
+++ b/klagomål/A 52726-2025 FSC-klagomål.docx
@@ -1039,7 +1039,7 @@
     <w:r>
       <w:tab/>
       <w:tab/>
-      <w:t>2026-04-07</w:t>
+      <w:t>2026-04-08</w:t>
       <w:br/>
       <w:br/>
     </w:r>

--- a/klagomål/A 52726-2025 FSC-klagomål.docx
+++ b/klagomål/A 52726-2025 FSC-klagomål.docx
@@ -1039,7 +1039,7 @@
     <w:r>
       <w:tab/>
       <w:tab/>
-      <w:t>2026-04-08</w:t>
+      <w:t>2026-04-09</w:t>
       <w:br/>
       <w:br/>
     </w:r>

--- a/klagomål/A 52726-2025 FSC-klagomål.docx
+++ b/klagomål/A 52726-2025 FSC-klagomål.docx
@@ -1039,7 +1039,7 @@
     <w:r>
       <w:tab/>
       <w:tab/>
-      <w:t>2026-04-09</w:t>
+      <w:t>2026-04-10</w:t>
       <w:br/>
       <w:br/>
     </w:r>

--- a/klagomål/A 52726-2025 FSC-klagomål.docx
+++ b/klagomål/A 52726-2025 FSC-klagomål.docx
@@ -1039,7 +1039,7 @@
     <w:r>
       <w:tab/>
       <w:tab/>
-      <w:t>2026-04-10</w:t>
+      <w:t>2026-04-11</w:t>
       <w:br/>
       <w:br/>
     </w:r>

--- a/klagomål/A 52726-2025 FSC-klagomål.docx
+++ b/klagomål/A 52726-2025 FSC-klagomål.docx
@@ -1039,7 +1039,7 @@
     <w:r>
       <w:tab/>
       <w:tab/>
-      <w:t>2026-04-14</w:t>
+      <w:t>2026-04-15</w:t>
       <w:br/>
       <w:br/>
     </w:r>

--- a/klagomål/A 52726-2025 FSC-klagomål.docx
+++ b/klagomål/A 52726-2025 FSC-klagomål.docx
@@ -1039,7 +1039,7 @@
     <w:r>
       <w:tab/>
       <w:tab/>
-      <w:t>2026-04-15</w:t>
+      <w:t>2026-04-16</w:t>
       <w:br/>
       <w:br/>
     </w:r>

--- a/klagomål/A 52726-2025 FSC-klagomål.docx
+++ b/klagomål/A 52726-2025 FSC-klagomål.docx
@@ -1039,7 +1039,7 @@
     <w:r>
       <w:tab/>
       <w:tab/>
-      <w:t>2026-04-16</w:t>
+      <w:t>2026-04-17</w:t>
       <w:br/>
       <w:br/>
     </w:r>

--- a/klagomål/A 52726-2025 FSC-klagomål.docx
+++ b/klagomål/A 52726-2025 FSC-klagomål.docx
@@ -1039,7 +1039,7 @@
     <w:r>
       <w:tab/>
       <w:tab/>
-      <w:t>2026-04-17</w:t>
+      <w:t>2026-04-18</w:t>
       <w:br/>
       <w:br/>
     </w:r>

--- a/klagomål/A 52726-2025 FSC-klagomål.docx
+++ b/klagomål/A 52726-2025 FSC-klagomål.docx
@@ -1039,7 +1039,7 @@
     <w:r>
       <w:tab/>
       <w:tab/>
-      <w:t>2026-04-18</w:t>
+      <w:t>2026-04-19</w:t>
       <w:br/>
       <w:br/>
     </w:r>

--- a/klagomål/A 52726-2025 FSC-klagomål.docx
+++ b/klagomål/A 52726-2025 FSC-klagomål.docx
@@ -1039,7 +1039,7 @@
     <w:r>
       <w:tab/>
       <w:tab/>
-      <w:t>2026-04-19</w:t>
+      <w:t>2026-04-20</w:t>
       <w:br/>
       <w:br/>
     </w:r>

--- a/klagomål/A 52726-2025 FSC-klagomål.docx
+++ b/klagomål/A 52726-2025 FSC-klagomål.docx
@@ -1039,7 +1039,7 @@
     <w:r>
       <w:tab/>
       <w:tab/>
-      <w:t>2026-04-20</w:t>
+      <w:t>2026-04-21</w:t>
       <w:br/>
       <w:br/>
     </w:r>

--- a/klagomål/A 52726-2025 FSC-klagomål.docx
+++ b/klagomål/A 52726-2025 FSC-klagomål.docx
@@ -1039,7 +1039,7 @@
     <w:r>
       <w:tab/>
       <w:tab/>
-      <w:t>2026-04-21</w:t>
+      <w:t>2026-04-22</w:t>
       <w:br/>
       <w:br/>
     </w:r>

--- a/klagomål/A 52726-2025 FSC-klagomål.docx
+++ b/klagomål/A 52726-2025 FSC-klagomål.docx
@@ -1039,7 +1039,7 @@
     <w:r>
       <w:tab/>
       <w:tab/>
-      <w:t>2026-04-22</w:t>
+      <w:t>2026-04-23</w:t>
       <w:br/>
       <w:br/>
     </w:r>

--- a/klagomål/A 52726-2025 FSC-klagomål.docx
+++ b/klagomål/A 52726-2025 FSC-klagomål.docx
@@ -1039,7 +1039,7 @@
     <w:r>
       <w:tab/>
       <w:tab/>
-      <w:t>2026-04-23</w:t>
+      <w:t>2026-04-24</w:t>
       <w:br/>
       <w:br/>
     </w:r>

--- a/klagomål/A 52726-2025 FSC-klagomål.docx
+++ b/klagomål/A 52726-2025 FSC-klagomål.docx
@@ -1039,7 +1039,7 @@
     <w:r>
       <w:tab/>
       <w:tab/>
-      <w:t>2026-04-24</w:t>
+      <w:t>2026-04-25</w:t>
       <w:br/>
       <w:br/>
     </w:r>

--- a/klagomål/A 52726-2025 FSC-klagomål.docx
+++ b/klagomål/A 52726-2025 FSC-klagomål.docx
@@ -1039,7 +1039,7 @@
     <w:r>
       <w:tab/>
       <w:tab/>
-      <w:t>2026-04-25</w:t>
+      <w:t>2026-04-26</w:t>
       <w:br/>
       <w:br/>
     </w:r>

--- a/klagomål/A 52726-2025 FSC-klagomål.docx
+++ b/klagomål/A 52726-2025 FSC-klagomål.docx
@@ -1039,7 +1039,7 @@
     <w:r>
       <w:tab/>
       <w:tab/>
-      <w:t>2026-04-26</w:t>
+      <w:t>2026-04-27</w:t>
       <w:br/>
       <w:br/>
     </w:r>

--- a/klagomål/A 52726-2025 FSC-klagomål.docx
+++ b/klagomål/A 52726-2025 FSC-klagomål.docx
@@ -1039,7 +1039,7 @@
     <w:r>
       <w:tab/>
       <w:tab/>
-      <w:t>2026-04-27</w:t>
+      <w:t>2026-04-28</w:t>
       <w:br/>
       <w:br/>
     </w:r>

--- a/klagomål/A 52726-2025 FSC-klagomål.docx
+++ b/klagomål/A 52726-2025 FSC-klagomål.docx
@@ -1039,7 +1039,7 @@
     <w:r>
       <w:tab/>
       <w:tab/>
-      <w:t>2026-04-28</w:t>
+      <w:t>2026-04-29</w:t>
       <w:br/>
       <w:br/>
     </w:r>

--- a/klagomål/A 52726-2025 FSC-klagomål.docx
+++ b/klagomål/A 52726-2025 FSC-klagomål.docx
@@ -1039,7 +1039,7 @@
     <w:r>
       <w:tab/>
       <w:tab/>
-      <w:t>2026-04-29</w:t>
+      <w:t>2026-04-30</w:t>
       <w:br/>
       <w:br/>
     </w:r>

--- a/klagomål/A 52726-2025 FSC-klagomål.docx
+++ b/klagomål/A 52726-2025 FSC-klagomål.docx
@@ -1039,7 +1039,7 @@
     <w:r>
       <w:tab/>
       <w:tab/>
-      <w:t>2026-04-30</w:t>
+      <w:t>2026-05-01</w:t>
       <w:br/>
       <w:br/>
     </w:r>

--- a/klagomål/A 52726-2025 FSC-klagomål.docx
+++ b/klagomål/A 52726-2025 FSC-klagomål.docx
@@ -1039,7 +1039,7 @@
     <w:r>
       <w:tab/>
       <w:tab/>
-      <w:t>2026-05-01</w:t>
+      <w:t>2026-05-02</w:t>
       <w:br/>
       <w:br/>
     </w:r>

--- a/klagomål/A 52726-2025 FSC-klagomål.docx
+++ b/klagomål/A 52726-2025 FSC-klagomål.docx
@@ -1039,7 +1039,7 @@
     <w:r>
       <w:tab/>
       <w:tab/>
-      <w:t>2026-05-02</w:t>
+      <w:t>2026-05-03</w:t>
       <w:br/>
       <w:br/>
     </w:r>

--- a/klagomål/A 52726-2025 FSC-klagomål.docx
+++ b/klagomål/A 52726-2025 FSC-klagomål.docx
@@ -1039,7 +1039,7 @@
     <w:r>
       <w:tab/>
       <w:tab/>
-      <w:t>2026-05-03</w:t>
+      <w:t>2026-05-04</w:t>
       <w:br/>
       <w:br/>
     </w:r>

--- a/klagomål/A 52726-2025 FSC-klagomål.docx
+++ b/klagomål/A 52726-2025 FSC-klagomål.docx
@@ -1039,7 +1039,7 @@
     <w:r>
       <w:tab/>
       <w:tab/>
-      <w:t>2026-05-04</w:t>
+      <w:t>2026-05-05</w:t>
       <w:br/>
       <w:br/>
     </w:r>

--- a/klagomål/A 52726-2025 FSC-klagomål.docx
+++ b/klagomål/A 52726-2025 FSC-klagomål.docx
@@ -1039,7 +1039,7 @@
     <w:r>
       <w:tab/>
       <w:tab/>
-      <w:t>2026-05-05</w:t>
+      <w:t>2026-05-06</w:t>
       <w:br/>
       <w:br/>
     </w:r>

--- a/klagomål/A 52726-2025 FSC-klagomål.docx
+++ b/klagomål/A 52726-2025 FSC-klagomål.docx
@@ -1039,7 +1039,7 @@
     <w:r>
       <w:tab/>
       <w:tab/>
-      <w:t>2026-05-06</w:t>
+      <w:t>2026-05-07</w:t>
       <w:br/>
       <w:br/>
     </w:r>

--- a/klagomål/A 52726-2025 FSC-klagomål.docx
+++ b/klagomål/A 52726-2025 FSC-klagomål.docx
@@ -1039,7 +1039,7 @@
     <w:r>
       <w:tab/>
       <w:tab/>
-      <w:t>2026-05-07</w:t>
+      <w:t>2026-05-08</w:t>
       <w:br/>
       <w:br/>
     </w:r>

--- a/klagomål/A 52726-2025 FSC-klagomål.docx
+++ b/klagomål/A 52726-2025 FSC-klagomål.docx
@@ -1039,7 +1039,7 @@
     <w:r>
       <w:tab/>
       <w:tab/>
-      <w:t>2026-05-08</w:t>
+      <w:t>2026-05-09</w:t>
       <w:br/>
       <w:br/>
     </w:r>

--- a/klagomål/A 52726-2025 FSC-klagomål.docx
+++ b/klagomål/A 52726-2025 FSC-klagomål.docx
@@ -1039,7 +1039,7 @@
     <w:r>
       <w:tab/>
       <w:tab/>
-      <w:t>2026-05-09</w:t>
+      <w:t>2026-05-10</w:t>
       <w:br/>
       <w:br/>
     </w:r>

--- a/klagomål/A 52726-2025 FSC-klagomål.docx
+++ b/klagomål/A 52726-2025 FSC-klagomål.docx
@@ -1039,7 +1039,7 @@
     <w:r>
       <w:tab/>
       <w:tab/>
-      <w:t>2026-05-10</w:t>
+      <w:t>2026-05-11</w:t>
       <w:br/>
       <w:br/>
     </w:r>

--- a/klagomål/A 52726-2025 FSC-klagomål.docx
+++ b/klagomål/A 52726-2025 FSC-klagomål.docx
@@ -1039,7 +1039,7 @@
     <w:r>
       <w:tab/>
       <w:tab/>
-      <w:t>2026-05-11</w:t>
+      <w:t>2026-05-12</w:t>
       <w:br/>
       <w:br/>
     </w:r>

--- a/klagomål/A 52726-2025 FSC-klagomål.docx
+++ b/klagomål/A 52726-2025 FSC-klagomål.docx
@@ -1039,7 +1039,7 @@
     <w:r>
       <w:tab/>
       <w:tab/>
-      <w:t>2026-05-12</w:t>
+      <w:t>2026-05-13</w:t>
       <w:br/>
       <w:br/>
     </w:r>

--- a/klagomål/A 52726-2025 FSC-klagomål.docx
+++ b/klagomål/A 52726-2025 FSC-klagomål.docx
@@ -1039,7 +1039,7 @@
     <w:r>
       <w:tab/>
       <w:tab/>
-      <w:t>2026-05-13</w:t>
+      <w:t>2026-05-16</w:t>
       <w:br/>
       <w:br/>
     </w:r>

--- a/klagomål/A 52726-2025 FSC-klagomål.docx
+++ b/klagomål/A 52726-2025 FSC-klagomål.docx
@@ -1039,7 +1039,7 @@
     <w:r>
       <w:tab/>
       <w:tab/>
-      <w:t>2026-05-16</w:t>
+      <w:t>2026-05-17</w:t>
       <w:br/>
       <w:br/>
     </w:r>

--- a/klagomål/A 52726-2025 FSC-klagomål.docx
+++ b/klagomål/A 52726-2025 FSC-klagomål.docx
@@ -1039,7 +1039,7 @@
     <w:r>
       <w:tab/>
       <w:tab/>
-      <w:t>2026-05-17</w:t>
+      <w:t>2026-05-18</w:t>
       <w:br/>
       <w:br/>
     </w:r>

--- a/klagomål/A 52726-2025 FSC-klagomål.docx
+++ b/klagomål/A 52726-2025 FSC-klagomål.docx
@@ -1039,7 +1039,7 @@
     <w:r>
       <w:tab/>
       <w:tab/>
-      <w:t>2026-05-18</w:t>
+      <w:t>2026-05-19</w:t>
       <w:br/>
       <w:br/>
     </w:r>

--- a/klagomål/A 52726-2025 FSC-klagomål.docx
+++ b/klagomål/A 52726-2025 FSC-klagomål.docx
@@ -1039,7 +1039,7 @@
     <w:r>
       <w:tab/>
       <w:tab/>
-      <w:t>2026-05-19</w:t>
+      <w:t>2026-05-20</w:t>
       <w:br/>
       <w:br/>
     </w:r>

--- a/klagomål/A 52726-2025 FSC-klagomål.docx
+++ b/klagomål/A 52726-2025 FSC-klagomål.docx
@@ -1039,7 +1039,7 @@
     <w:r>
       <w:tab/>
       <w:tab/>
-      <w:t>2026-05-20</w:t>
+      <w:t>2026-05-21</w:t>
       <w:br/>
       <w:br/>
     </w:r>

--- a/klagomål/A 52726-2025 FSC-klagomål.docx
+++ b/klagomål/A 52726-2025 FSC-klagomål.docx
@@ -1039,7 +1039,7 @@
     <w:r>
       <w:tab/>
       <w:tab/>
-      <w:t>2026-05-21</w:t>
+      <w:t>2026-05-22</w:t>
       <w:br/>
       <w:br/>
     </w:r>

--- a/klagomål/A 52726-2025 FSC-klagomål.docx
+++ b/klagomål/A 52726-2025 FSC-klagomål.docx
@@ -1039,7 +1039,7 @@
     <w:r>
       <w:tab/>
       <w:tab/>
-      <w:t>2026-05-22</w:t>
+      <w:t>2026-05-23</w:t>
       <w:br/>
       <w:br/>
     </w:r>

--- a/klagomål/A 52726-2025 FSC-klagomål.docx
+++ b/klagomål/A 52726-2025 FSC-klagomål.docx
@@ -1039,7 +1039,7 @@
     <w:r>
       <w:tab/>
       <w:tab/>
-      <w:t>2026-05-23</w:t>
+      <w:t>2026-05-24</w:t>
       <w:br/>
       <w:br/>
     </w:r>

--- a/klagomål/A 52726-2025 FSC-klagomål.docx
+++ b/klagomål/A 52726-2025 FSC-klagomål.docx
@@ -1039,7 +1039,7 @@
     <w:r>
       <w:tab/>
       <w:tab/>
-      <w:t>2026-05-24</w:t>
+      <w:t>2026-05-25</w:t>
       <w:br/>
       <w:br/>
     </w:r>

--- a/klagomål/A 52726-2025 FSC-klagomål.docx
+++ b/klagomål/A 52726-2025 FSC-klagomål.docx
@@ -1039,7 +1039,7 @@
     <w:r>
       <w:tab/>
       <w:tab/>
-      <w:t>2026-05-25</w:t>
+      <w:t>2026-05-26</w:t>
       <w:br/>
       <w:br/>
     </w:r>

--- a/klagomål/A 52726-2025 FSC-klagomål.docx
+++ b/klagomål/A 52726-2025 FSC-klagomål.docx
@@ -1039,7 +1039,7 @@
     <w:r>
       <w:tab/>
       <w:tab/>
-      <w:t>2026-05-26</w:t>
+      <w:t>2026-05-27</w:t>
       <w:br/>
       <w:br/>
     </w:r>

--- a/klagomål/A 52726-2025 FSC-klagomål.docx
+++ b/klagomål/A 52726-2025 FSC-klagomål.docx
@@ -1039,7 +1039,7 @@
     <w:r>
       <w:tab/>
       <w:tab/>
-      <w:t>2026-05-27</w:t>
+      <w:t>2026-05-28</w:t>
       <w:br/>
       <w:br/>
     </w:r>

--- a/klagomål/A 52726-2025 FSC-klagomål.docx
+++ b/klagomål/A 52726-2025 FSC-klagomål.docx
@@ -1039,7 +1039,7 @@
     <w:r>
       <w:tab/>
       <w:tab/>
-      <w:t>2026-05-28</w:t>
+      <w:t>2026-05-29</w:t>
       <w:br/>
       <w:br/>
     </w:r>

--- a/klagomål/A 52726-2025 FSC-klagomål.docx
+++ b/klagomål/A 52726-2025 FSC-klagomål.docx
@@ -1039,7 +1039,7 @@
     <w:r>
       <w:tab/>
       <w:tab/>
-      <w:t>2026-05-29</w:t>
+      <w:t>2026-05-30</w:t>
       <w:br/>
       <w:br/>
     </w:r>

--- a/klagomål/A 52726-2025 FSC-klagomål.docx
+++ b/klagomål/A 52726-2025 FSC-klagomål.docx
@@ -1039,7 +1039,7 @@
     <w:r>
       <w:tab/>
       <w:tab/>
-      <w:t>2026-05-30</w:t>
+      <w:t>2026-05-31</w:t>
       <w:br/>
       <w:br/>
     </w:r>

--- a/klagomål/A 52726-2025 FSC-klagomål.docx
+++ b/klagomål/A 52726-2025 FSC-klagomål.docx
@@ -1039,7 +1039,7 @@
     <w:r>
       <w:tab/>
       <w:tab/>
-      <w:t>2026-05-31</w:t>
+      <w:t>2026-06-01</w:t>
       <w:br/>
       <w:br/>
     </w:r>

--- a/klagomål/A 52726-2025 FSC-klagomål.docx
+++ b/klagomål/A 52726-2025 FSC-klagomål.docx
@@ -1039,7 +1039,7 @@
     <w:r>
       <w:tab/>
       <w:tab/>
-      <w:t>2026-06-01</w:t>
+      <w:t>2026-06-02</w:t>
       <w:br/>
       <w:br/>
     </w:r>

--- a/klagomål/A 52726-2025 FSC-klagomål.docx
+++ b/klagomål/A 52726-2025 FSC-klagomål.docx
@@ -1039,7 +1039,7 @@
     <w:r>
       <w:tab/>
       <w:tab/>
-      <w:t>2026-06-02</w:t>
+      <w:t>2026-06-03</w:t>
       <w:br/>
       <w:br/>
     </w:r>

--- a/klagomål/A 52726-2025 FSC-klagomål.docx
+++ b/klagomål/A 52726-2025 FSC-klagomål.docx
@@ -1039,7 +1039,7 @@
     <w:r>
       <w:tab/>
       <w:tab/>
-      <w:t>2026-06-03</w:t>
+      <w:t>2026-06-04</w:t>
       <w:br/>
       <w:br/>
     </w:r>

--- a/klagomål/A 52726-2025 FSC-klagomål.docx
+++ b/klagomål/A 52726-2025 FSC-klagomål.docx
@@ -1039,7 +1039,7 @@
     <w:r>
       <w:tab/>
       <w:tab/>
-      <w:t>2026-06-04</w:t>
+      <w:t>2026-06-05</w:t>
       <w:br/>
       <w:br/>
     </w:r>
